--- a/tillsyn/A 42274-2025 tillsynsbegäran.docx
+++ b/tillsyn/A 42274-2025 tillsynsbegäran.docx
@@ -898,7 +898,7 @@
     <w:r>
       <w:tab/>
       <w:tab/>
-      <w:t>2026-06-18</w:t>
+      <w:t>2026-06-19</w:t>
       <w:br/>
       <w:br/>
     </w:r>

--- a/tillsyn/A 42274-2025 tillsynsbegäran.docx
+++ b/tillsyn/A 42274-2025 tillsynsbegäran.docx
@@ -898,7 +898,7 @@
     <w:r>
       <w:tab/>
       <w:tab/>
-      <w:t>2026-06-19</w:t>
+      <w:t>2026-06-20</w:t>
       <w:br/>
       <w:br/>
     </w:r>

--- a/tillsyn/A 42274-2025 tillsynsbegäran.docx
+++ b/tillsyn/A 42274-2025 tillsynsbegäran.docx
@@ -12,10 +12,7 @@
     </w:p>
     <w:p>
       <w:r>
-        <w:t>Detta dokument behandlar höga naturvärden i avverkningsanmälan A 42274-2025 i Vilhelmina kommun som inkom 2025-09-03 och omfattar 3,1 ha.</w:t>
-      </w:r>
-      <w:r>
-        <w:t xml:space="preserve"> I Figur 1 visas fyndplatser för naturvårdsarter i området, som finns registrerade på Artportalen.</w:t>
+        <w:t>Denna tillsynsbegäran behandlar höga naturvärden i avverkningsanmälan A 42274-2025 i Vilhelmina kommun som inkom 2025-09-03 och omfattar 3,1 ha.</w:t>
       </w:r>
     </w:p>
     <w:p>
@@ -25,7 +22,7 @@
       <w:r>
         <w:drawing>
           <wp:inline xmlns:a="http://schemas.openxmlformats.org/drawingml/2006/main" xmlns:pic="http://schemas.openxmlformats.org/drawingml/2006/picture">
-            <wp:extent cx="4180973" cy="5688000"/>
+            <wp:extent cx="4207435" cy="5724000"/>
             <wp:docPr id="1" name="Picture 1"/>
             <wp:cNvGraphicFramePr>
               <a:graphicFrameLocks noChangeAspect="1"/>
@@ -46,7 +43,7 @@
                   <pic:spPr>
                     <a:xfrm>
                       <a:off x="0" y="0"/>
-                      <a:ext cx="4180973" cy="5688000"/>
+                      <a:ext cx="4207435" cy="5724000"/>
                     </a:xfrm>
                     <a:prstGeom prst="rect"/>
                   </pic:spPr>
@@ -63,7 +60,20 @@
         <w:spacing w:after="240"/>
       </w:pPr>
       <w:r>
-        <w:t>Figur 1. Fyndplatser för naturvårdsarter i och inom 17 meter från avverkningsanmälan (röd linje). Inom parentes anges rödlistekategorier, S för signalarter, Tför typiska arter och fridlysningsparagrafer i artskyddsförordningen.Markörer utan svart kant är placerade på fyndplatsen. Markörer med svart kant är placerade vid sidan av fyndplatsen och har ett svart streck som visar fyndplatsens exakta position. Kartans mittpunktskoordinat är N 7225015, E 502753 i SWEREF 99 TM.</w:t>
+        <w:t>Figur 1. Fyndplatser för naturvårdsarter i och inom 17 meter från avverkningsanmälan. Markörer utan svart kant är placerade på fyndplatsen. Markörer med svart kant är placerade vid sidan av fyndplatsen har ett svart streck som visar fyndplatsens exakta position. Kartans mittpunktskoordinat är N 7225015, E 502753 i SWEREF 99 TM.</w:t>
+      </w:r>
+    </w:p>
+    <w:p>
+      <w:r>
+        <w:t>I och inom 17 meter från avverkningsanmälan finns fynd av 11 naturvårdsarter, varav 5 är rödlistade, 8 är fridlysta, 5 är typiska (T) och 1 är signalart (S): björktrast (NT, §4), fjällhumla (NT), lapphumla (NT), lavskrika (NT, T, §4), rödbrun blekspik (NT, T), grönkulla (S, T, §8), bergfink (T, §4), tjäder (T, §4), grönsiska (§4), skogsrör (§7) och brudsporre (§8). Se Figur 1.</w:t>
+      </w:r>
+    </w:p>
+    <w:p>
+      <w:pPr>
+        <w:pStyle w:val="Heading1"/>
+      </w:pPr>
+      <w:r>
+        <w:t>Tillsynsbegäran</w:t>
       </w:r>
     </w:p>
     <w:p>
@@ -82,53 +92,16 @@
       </w:r>
     </w:p>
     <w:p>
-      <w:r>
-        <w:t>Nedan beskrivs fynd av naturvårdsarter och fridlysta arter som gjorts i det avverkningsanmälda området. I BILAGA 1 finns artfakta om fridlysta arter.</w:t>
-      </w:r>
-    </w:p>
-    <w:p>
       <w:pPr>
         <w:pStyle w:val="Heading1"/>
       </w:pPr>
       <w:r>
-        <w:t>Naturvårdsarter</w:t>
+        <w:t>Naturvårdsarter och fridlysta arter</w:t>
       </w:r>
     </w:p>
     <w:p>
       <w:r>
-        <w:t>I och inom 17 meter från avverkningsanmälan har följande 11 naturvårdsarter hittats: björktrast (NT, §4), fjällhumla (NT), lapphumla (NT), lavskrika (NT, T, §4), rödbrun blekspik (NT, T), grönkulla (S, T, §8), bergfink (T, §4), tjäder (T, §4), grönsiska (§4), skogsrör (§7) och brudsporre (§8). Av dessa är 5 rödlistade. För rödlistade arter har rödlistekategorin angivits inom parentes. Arter som är signalarter enligt Skogsstyrelsen har markerats med (S). Typiska arter inom Natura 2000 som är kopplade till skogsekosystem har markerats med (T). För fridlysta arter anges även paragrafen i Artskyddsförordningen som arten är fridlyst enligt.</w:t>
-      </w:r>
-    </w:p>
-    <w:p>
-      <w:r>
-        <w:t>De påträffade naturvårdsarterna är ett tydligt kvitto på att det rör sig om en skog med höga naturvärden.</w:t>
-      </w:r>
-    </w:p>
-    <w:p>
-      <w:pPr>
-        <w:pStyle w:val="Heading2"/>
-      </w:pPr>
-      <w:r>
-        <w:t>Fridlysta arter</w:t>
-      </w:r>
-    </w:p>
-    <w:p>
-      <w:r>
-        <w:t>Följande fridlysta arter har sina livsmiljöer och växtplatser i den avverkningsanmälda skogen: björktrast (NT, §4), lavskrika (NT, T, §4), grönkulla (S, T, §8), bergfink (T, §4), tjäder (T, §4), grönsiska (§4), skogsrör (§7) och brudsporre (§8).</w:t>
-      </w:r>
-    </w:p>
-    <w:p>
-      <w:r>
-        <w:t xml:space="preserve">Observera att medlemsländerna är skyldiga att agera i enlighet med EU:s fågeldirektiv där det uttryckligen står att direktivet gäller för fåglar samt för deras ägg, bon och </w:t>
-      </w:r>
-      <w:r>
-        <w:rPr>
-          <w:b/>
-        </w:rPr>
-        <w:t xml:space="preserve">livsmiljöer </w:t>
-      </w:r>
-      <w:r>
-        <w:t>(artikel 1). Vidare att de åtgärder som vidtas inte får leda till en försämring av den nuvarande situationen beträffande bevarandet av de fågelarter som avses i artikel 1 (artikel 13). Fågeldirektivet är styrande för tillsynsansvariga myndigheters ärendehantering, ställningstaganden och beslutsfattande.</w:t>
+        <w:t>Nedan följer beskrivningar av de naturvårdsarter och fridlysta arter som har sina livsmiljöer och växtplatser i den avverkningsanmälda skogen. Se även ytterligare artfakta i BILAGA 1. De påträffade naturvårdsarterna är ett tydligt kvitto på att det rör sig om en skog med höga naturvärden.</w:t>
       </w:r>
     </w:p>
     <w:p>
@@ -136,19 +109,48 @@
         <w:rPr>
           <w:b/>
         </w:rPr>
-        <w:t>Bergfink (§4)</w:t>
+        <w:t>Lavskrika (NT, §4)</w:t>
       </w:r>
       <w:r>
-        <w:t xml:space="preserve"> häckar i barr- och blandskog samt i fjällbjörkskog. Den förekommer i Norrland, västra Dalarna och norra Värmland samt sparsamt till sällsynt vidare söderut till mellersta Värmland, norra Västmanland och södra Gästrikland. Bergfink är typisk art för </w:t>
+        <w:t xml:space="preserve"> är rödlistad som nära hotad och fridlyst enligt 4§ artskyddsförordningen. Den har minskat med 20 (10–30) % under de senaste 15 åren och minskningstakten bedöms vara nära gränsvärdet för sårbar (VU). Lavskrikan är en mycket stationär fågel, som häckar i äldre, slutna och hänglavsrika barrskogar. Nyckelfaktorer är flerskiktad skog med rik undervegetation samt riklig förekomst av hänglavar. Reviren är livslånga med hemområden som varierar mellan 50 och 150 ha. Inom ett revir av hög kvalitet finns det som regel ett eller flera kärnområden (1–20 ha) med relativt tät flerskiktad granskog. Arten missgynnas när flerskiktad skog omförs till enskiktade bestånd och även röjning och hård gallring är starkt negativt. Lavskrikan har relativt stora hemområden och försvinner när den äldre skogen fragmenteras, särskilt allvarligt är när kärnområdena avverkas. Den försvinner successivt framför allt vid dess utbredningsgränser och populationen har minskat kontinuerligt under 2000-talet. Lavskrika är typisk art för </w:t>
       </w:r>
       <w:r>
         <w:rPr>
           <w:i/>
         </w:rPr>
-        <w:t>9040 Fjällbjörkskog</w:t>
+        <w:t>9010 Taiga</w:t>
       </w:r>
       <w:r>
-        <w:t xml:space="preserve"> (SLU Artdatabanken, 2025).</w:t>
+        <w:t xml:space="preserve"> (SLU Artdatabanken, 2026; Skogsstyrelsen 2016).</w:t>
+      </w:r>
+    </w:p>
+    <w:p>
+      <w:r>
+        <w:rPr>
+          <w:b/>
+        </w:rPr>
+        <w:t>Rödbrun blekspik (NT)</w:t>
+      </w:r>
+      <w:r>
+        <w:t xml:space="preserve"> växer i norra Sverige på bark och ved av björk och gran i skogar med hög och jämn luftfuktighet. I södra Sverige växer den främst på ek i öppna åldriga lövskogar. I norra delen av sitt utbredningsområde hotas arten av slutavverkningar av gamla granskogar. I den södra delen av landet hotas den genom de åldriga lövskogarnas tillbakagång och särskilt ekhagarnas igenväxning och genom plantering av sådan mark med barrskog. Rödbrun blekspik är typisk art för </w:t>
+      </w:r>
+      <w:r>
+        <w:rPr>
+          <w:i/>
+        </w:rPr>
+        <w:t xml:space="preserve">9010 Taiga, 9020 Nordlig ädellövskog, 9070 Trädklädd betesmark, 9160 Näringsrik ekskog </w:t>
+      </w:r>
+      <w:r>
+        <w:t xml:space="preserve">och </w:t>
+      </w:r>
+      <w:r>
+        <w:rPr>
+          <w:i/>
+        </w:rPr>
+        <w:t>9180 Ädellövskog i branter</w:t>
+      </w:r>
+      <w:r>
+        <w:t xml:space="preserve"> och signalerar alltid höga naturvärden (SLU Artdatabanken, 2024; Nitare &amp; Skogsstyrelsen, 2019).</w:t>
       </w:r>
     </w:p>
     <w:p>
@@ -185,30 +187,19 @@
         <w:rPr>
           <w:b/>
         </w:rPr>
-        <w:t>Lavskrika (NT, §4)</w:t>
+        <w:t>Bergfink (§4)</w:t>
       </w:r>
       <w:r>
-        <w:t xml:space="preserve"> är rödlistad som nära hotad och fridlyst enligt 4§ artskyddsförordningen. Den har minskat med 20 (10–30) % under de senaste 15 åren och minskningstakten bedöms vara nära gränsvärdet för sårbar (VU). Lavskrikan är en mycket stationär fågel, som häckar i äldre, slutna och hänglavsrika barrskogar. Nyckelfaktorer är flerskiktad skog med rik undervegetation samt riklig förekomst av hänglavar. Reviren är livslånga med hemområden som varierar mellan 50 och 150 ha. Inom ett revir av hög kvalitet finns det som regel ett eller flera kärnområden (1–20 ha) med relativt tät flerskiktad granskog. Arten missgynnas när flerskiktad skog omförs till enskiktade bestånd och även röjning och hård gallring är starkt negativt. Lavskrikan har relativt stora hemområden och försvinner när den äldre skogen fragmenteras, särskilt allvarligt är när kärnområdena avverkas. Den försvinner successivt framför allt vid dess utbredningsgränser och populationen har minskat kontinuerligt under 2000-talet. Lavskrika är typisk art för </w:t>
+        <w:t xml:space="preserve"> häckar i barr- och blandskog samt i fjällbjörkskog. Den förekommer i Norrland, västra Dalarna och norra Värmland samt sparsamt till sällsynt vidare söderut till mellersta Värmland, norra Västmanland och södra Gästrikland. Bergfink är typisk art för </w:t>
       </w:r>
       <w:r>
         <w:rPr>
           <w:i/>
         </w:rPr>
-        <w:t>9010 Taiga</w:t>
+        <w:t>9040 Fjällbjörkskog</w:t>
       </w:r>
       <w:r>
-        <w:t xml:space="preserve"> (SLU Artdatabanken, 2026; Skogsstyrelsen 2016).</w:t>
-      </w:r>
-    </w:p>
-    <w:p>
-      <w:r>
-        <w:rPr>
-          <w:b/>
-        </w:rPr>
-        <w:t>Skogsrör (§7)</w:t>
-      </w:r>
-      <w:r>
-        <w:t xml:space="preserve"> är strikt skyddad enligt EU:s art- och habitatdirektiv och fridlyst enligt §7 Artskyddsförordningen (bilaga 1) vilket innebär att hela dess livsmiljö ska bevaras. Arten är en svensk-norsk endem som förekommer sparsamt till sällsynt i mellersta Norrland, i såväl lågland som fjällnära delar. Den är något kalkgynnad och växer i fuktiga-friska, gärna sluttande och rika skogar, både gran-, bland och björkskogar, i myrkanter samt längs vattendrag och raviner. Skogsrör är känslig för dränering och på dikade lokaler bör hydrologin återställas (SLU Artdatabanken, 2024).</w:t>
+        <w:t xml:space="preserve"> (SLU Artdatabanken, 2025).</w:t>
       </w:r>
     </w:p>
     <w:p>
@@ -242,44 +233,35 @@
     </w:p>
     <w:p>
       <w:r>
-        <w:t>I BILAGA 1 finns mer detaljerad information om ekologi samt krav på livsmiljö hos fridlysta arter.</w:t>
+        <w:rPr>
+          <w:b/>
+        </w:rPr>
+        <w:t>Skogsrör (§7)</w:t>
+      </w:r>
+      <w:r>
+        <w:t xml:space="preserve"> är strikt skyddad enligt EU:s art- och habitatdirektiv och fridlyst enligt §7 Artskyddsförordningen (bilaga 1) vilket innebär att hela dess livsmiljö ska bevaras. Arten är en svensk-norsk endem som förekommer sparsamt till sällsynt i mellersta Norrland, i såväl lågland som fjällnära delar. Den är något kalkgynnad och växer i fuktiga-friska, gärna sluttande och rika skogar, både gran-, bland och björkskogar, i myrkanter samt längs vattendrag och raviner. Skogsrör är känslig för dränering och på dikade lokaler bör hydrologin återställas (SLU Artdatabanken, 2024).</w:t>
       </w:r>
     </w:p>
     <w:p>
       <w:pPr>
-        <w:pStyle w:val="Heading2"/>
+        <w:pStyle w:val="Heading1"/>
       </w:pPr>
       <w:r>
-        <w:t>Övriga naturvårdsarter</w:t>
+        <w:t>EU:s fågeldirektiv</w:t>
       </w:r>
     </w:p>
     <w:p>
       <w:r>
+        <w:t xml:space="preserve">Europeiska unionens medlemsländer är skyldiga att agera i enlighet med EU:s fågeldirektiv där det uttryckligen står att direktivet gäller för fåglar samt för deras ägg, bon och </w:t>
+      </w:r>
+      <w:r>
         <w:rPr>
           <w:b/>
         </w:rPr>
-        <w:t>Rödbrun blekspik (NT)</w:t>
+        <w:t xml:space="preserve">livsmiljöer </w:t>
       </w:r>
       <w:r>
-        <w:t xml:space="preserve"> växer i norra Sverige på bark och ved av björk och gran i skogar med hög och jämn luftfuktighet. I södra Sverige växer den främst på ek i öppna åldriga lövskogar. I norra delen av sitt utbredningsområde hotas arten av slutavverkningar av gamla granskogar. I den södra delen av landet hotas den genom de åldriga lövskogarnas tillbakagång och särskilt ekhagarnas igenväxning och genom plantering av sådan mark med barrskog. Rödbrun blekspik är typisk art för </w:t>
-      </w:r>
-      <w:r>
-        <w:rPr>
-          <w:i/>
-        </w:rPr>
-        <w:t xml:space="preserve">9010 Taiga, 9020 Nordlig ädellövskog, 9070 Trädklädd betesmark, 9160 Näringsrik ekskog </w:t>
-      </w:r>
-      <w:r>
-        <w:t xml:space="preserve">och </w:t>
-      </w:r>
-      <w:r>
-        <w:rPr>
-          <w:i/>
-        </w:rPr>
-        <w:t>9180 Ädellövskog i branter</w:t>
-      </w:r>
-      <w:r>
-        <w:t xml:space="preserve"> och signalerar alltid höga naturvärden (SLU Artdatabanken, 2024; Nitare &amp; Skogsstyrelsen, 2019).</w:t>
+        <w:t>(artikel 1). Vidare att de åtgärder som vidtas inte får leda till en försämring av den nuvarande situationen beträffande bevarandet av de fågelarter som avses i artikel 1 (artikel 13). Fågeldirektivet är styrande för tillsynsansvariga myndigheters ärendehantering, ställningstaganden och beslutsfattande.</w:t>
       </w:r>
     </w:p>
     <w:p>
@@ -898,7 +880,7 @@
     <w:r>
       <w:tab/>
       <w:tab/>
-      <w:t>2026-06-20</w:t>
+      <w:t>2026-06-21</w:t>
       <w:br/>
       <w:br/>
     </w:r>

--- a/tillsyn/A 42274-2025 tillsynsbegäran.docx
+++ b/tillsyn/A 42274-2025 tillsynsbegäran.docx
@@ -880,7 +880,7 @@
     <w:r>
       <w:tab/>
       <w:tab/>
-      <w:t>2026-06-21</w:t>
+      <w:t>2026-06-22</w:t>
       <w:br/>
       <w:br/>
     </w:r>

--- a/tillsyn/A 42274-2025 tillsynsbegäran.docx
+++ b/tillsyn/A 42274-2025 tillsynsbegäran.docx
@@ -880,7 +880,7 @@
     <w:r>
       <w:tab/>
       <w:tab/>
-      <w:t>2026-06-22</w:t>
+      <w:t>2026-06-23</w:t>
       <w:br/>
       <w:br/>
     </w:r>

--- a/tillsyn/A 42274-2025 tillsynsbegäran.docx
+++ b/tillsyn/A 42274-2025 tillsynsbegäran.docx
@@ -880,7 +880,7 @@
     <w:r>
       <w:tab/>
       <w:tab/>
-      <w:t>2026-06-23</w:t>
+      <w:t>2026-06-24</w:t>
       <w:br/>
       <w:br/>
     </w:r>

--- a/tillsyn/A 42274-2025 tillsynsbegäran.docx
+++ b/tillsyn/A 42274-2025 tillsynsbegäran.docx
@@ -880,7 +880,7 @@
     <w:r>
       <w:tab/>
       <w:tab/>
-      <w:t>2026-06-24</w:t>
+      <w:t>2026-06-25</w:t>
       <w:br/>
       <w:br/>
     </w:r>

--- a/tillsyn/A 42274-2025 tillsynsbegäran.docx
+++ b/tillsyn/A 42274-2025 tillsynsbegäran.docx
@@ -880,7 +880,7 @@
     <w:r>
       <w:tab/>
       <w:tab/>
-      <w:t>2026-06-25</w:t>
+      <w:t>2026-06-26</w:t>
       <w:br/>
       <w:br/>
     </w:r>

--- a/tillsyn/A 42274-2025 tillsynsbegäran.docx
+++ b/tillsyn/A 42274-2025 tillsynsbegäran.docx
@@ -880,7 +880,7 @@
     <w:r>
       <w:tab/>
       <w:tab/>
-      <w:t>2026-06-26</w:t>
+      <w:t>2026-06-27</w:t>
       <w:br/>
       <w:br/>
     </w:r>

--- a/tillsyn/A 42274-2025 tillsynsbegäran.docx
+++ b/tillsyn/A 42274-2025 tillsynsbegäran.docx
@@ -880,7 +880,7 @@
     <w:r>
       <w:tab/>
       <w:tab/>
-      <w:t>2026-06-27</w:t>
+      <w:t>2026-06-28</w:t>
       <w:br/>
       <w:br/>
     </w:r>

--- a/tillsyn/A 42274-2025 tillsynsbegäran.docx
+++ b/tillsyn/A 42274-2025 tillsynsbegäran.docx
@@ -880,7 +880,7 @@
     <w:r>
       <w:tab/>
       <w:tab/>
-      <w:t>2026-06-28</w:t>
+      <w:t>2026-06-29</w:t>
       <w:br/>
       <w:br/>
     </w:r>

--- a/tillsyn/A 42274-2025 tillsynsbegäran.docx
+++ b/tillsyn/A 42274-2025 tillsynsbegäran.docx
@@ -880,7 +880,7 @@
     <w:r>
       <w:tab/>
       <w:tab/>
-      <w:t>2026-06-29</w:t>
+      <w:t>2026-06-30</w:t>
       <w:br/>
       <w:br/>
     </w:r>

--- a/tillsyn/A 42274-2025 tillsynsbegäran.docx
+++ b/tillsyn/A 42274-2025 tillsynsbegäran.docx
@@ -880,7 +880,7 @@
     <w:r>
       <w:tab/>
       <w:tab/>
-      <w:t>2026-06-30</w:t>
+      <w:t>2026-07-01</w:t>
       <w:br/>
       <w:br/>
     </w:r>

--- a/tillsyn/A 42274-2025 tillsynsbegäran.docx
+++ b/tillsyn/A 42274-2025 tillsynsbegäran.docx
@@ -880,7 +880,7 @@
     <w:r>
       <w:tab/>
       <w:tab/>
-      <w:t>2026-07-13</w:t>
+      <w:t>2026-07-14</w:t>
       <w:br/>
       <w:br/>
     </w:r>

--- a/tillsyn/A 42274-2025 tillsynsbegäran.docx
+++ b/tillsyn/A 42274-2025 tillsynsbegäran.docx
@@ -880,7 +880,7 @@
     <w:r>
       <w:tab/>
       <w:tab/>
-      <w:t>2026-07-14</w:t>
+      <w:t>2026-07-15</w:t>
       <w:br/>
       <w:br/>
     </w:r>

--- a/tillsyn/A 42274-2025 tillsynsbegäran.docx
+++ b/tillsyn/A 42274-2025 tillsynsbegäran.docx
@@ -880,7 +880,7 @@
     <w:r>
       <w:tab/>
       <w:tab/>
-      <w:t>2026-07-15</w:t>
+      <w:t>2026-07-16</w:t>
       <w:br/>
       <w:br/>
     </w:r>

--- a/tillsyn/A 42274-2025 tillsynsbegäran.docx
+++ b/tillsyn/A 42274-2025 tillsynsbegäran.docx
@@ -880,7 +880,7 @@
     <w:r>
       <w:tab/>
       <w:tab/>
-      <w:t>2026-07-16</w:t>
+      <w:t>2026-07-17</w:t>
       <w:br/>
       <w:br/>
     </w:r>

--- a/tillsyn/A 42274-2025 tillsynsbegäran.docx
+++ b/tillsyn/A 42274-2025 tillsynsbegäran.docx
@@ -880,7 +880,7 @@
     <w:r>
       <w:tab/>
       <w:tab/>
-      <w:t>2026-07-17</w:t>
+      <w:t>2026-07-18</w:t>
       <w:br/>
       <w:br/>
     </w:r>

--- a/tillsyn/A 42274-2025 tillsynsbegäran.docx
+++ b/tillsyn/A 42274-2025 tillsynsbegäran.docx
@@ -880,7 +880,7 @@
     <w:r>
       <w:tab/>
       <w:tab/>
-      <w:t>2026-07-18</w:t>
+      <w:t>2026-07-19</w:t>
       <w:br/>
       <w:br/>
     </w:r>

--- a/tillsyn/A 42274-2025 tillsynsbegäran.docx
+++ b/tillsyn/A 42274-2025 tillsynsbegäran.docx
@@ -880,7 +880,7 @@
     <w:r>
       <w:tab/>
       <w:tab/>
-      <w:t>2026-07-19</w:t>
+      <w:t>2026-07-20</w:t>
       <w:br/>
       <w:br/>
     </w:r>

--- a/tillsyn/A 42274-2025 tillsynsbegäran.docx
+++ b/tillsyn/A 42274-2025 tillsynsbegäran.docx
@@ -880,7 +880,7 @@
     <w:r>
       <w:tab/>
       <w:tab/>
-      <w:t>2026-07-20</w:t>
+      <w:t>2026-07-21</w:t>
       <w:br/>
       <w:br/>
     </w:r>

--- a/tillsyn/A 42274-2025 tillsynsbegäran.docx
+++ b/tillsyn/A 42274-2025 tillsynsbegäran.docx
@@ -880,7 +880,7 @@
     <w:r>
       <w:tab/>
       <w:tab/>
-      <w:t>2026-07-21</w:t>
+      <w:t>2026-07-22</w:t>
       <w:br/>
       <w:br/>
     </w:r>

--- a/tillsyn/A 42274-2025 tillsynsbegäran.docx
+++ b/tillsyn/A 42274-2025 tillsynsbegäran.docx
@@ -880,7 +880,7 @@
     <w:r>
       <w:tab/>
       <w:tab/>
-      <w:t>2026-07-22</w:t>
+      <w:t>2026-07-23</w:t>
       <w:br/>
       <w:br/>
     </w:r>

--- a/tillsyn/A 42274-2025 tillsynsbegäran.docx
+++ b/tillsyn/A 42274-2025 tillsynsbegäran.docx
@@ -880,7 +880,7 @@
     <w:r>
       <w:tab/>
       <w:tab/>
-      <w:t>2026-07-23</w:t>
+      <w:t>2026-07-24</w:t>
       <w:br/>
       <w:br/>
     </w:r>

--- a/tillsyn/A 42274-2025 tillsynsbegäran.docx
+++ b/tillsyn/A 42274-2025 tillsynsbegäran.docx
@@ -60,7 +60,7 @@
         <w:spacing w:after="240"/>
       </w:pPr>
       <w:r>
-        <w:t>Figur 1. Fyndplatser för naturvårdsarter i och inom 17 meter från avverkningsanmälan. Markörer utan svart kant är placerade på fyndplatsen. Markörer med svart kant är placerade vid sidan av fyndplatsen har ett svart streck som visar fyndplatsens exakta position. Kartans mittpunktskoordinat är N 7225015, E 502753 i SWEREF 99 TM.</w:t>
+        <w:t>Figur 1. Fyndplatser för naturvårdsarter i och inom 17 meter från avverkningsanmälan. Markörer utan svart kant är placerade på fyndplatsen. Markörer med svart kant är placerade vid sidan av fyndplatsen och har ett svart streck som visar fyndplatsens exakta position. Kartans mittpunktskoordinat är N 7225015, E 502753 i SWEREF 99 TM.</w:t>
       </w:r>
     </w:p>
     <w:p>
@@ -880,7 +880,7 @@
     <w:r>
       <w:tab/>
       <w:tab/>
-      <w:t>2026-08-14</w:t>
+      <w:t>2026-08-15</w:t>
       <w:br/>
       <w:br/>
     </w:r>

--- a/tillsyn/A 42274-2025 tillsynsbegäran.docx
+++ b/tillsyn/A 42274-2025 tillsynsbegäran.docx
@@ -880,7 +880,7 @@
     <w:r>
       <w:tab/>
       <w:tab/>
-      <w:t>2026-08-15</w:t>
+      <w:t>2026-08-16</w:t>
       <w:br/>
       <w:br/>
     </w:r>

--- a/tillsyn/A 42274-2025 tillsynsbegäran.docx
+++ b/tillsyn/A 42274-2025 tillsynsbegäran.docx
@@ -880,7 +880,7 @@
     <w:r>
       <w:tab/>
       <w:tab/>
-      <w:t>2026-08-16</w:t>
+      <w:t>2026-08-17</w:t>
       <w:br/>
       <w:br/>
     </w:r>

--- a/tillsyn/A 42274-2025 tillsynsbegäran.docx
+++ b/tillsyn/A 42274-2025 tillsynsbegäran.docx
@@ -880,7 +880,7 @@
     <w:r>
       <w:tab/>
       <w:tab/>
-      <w:t>2026-08-17</w:t>
+      <w:t>2026-08-18</w:t>
       <w:br/>
       <w:br/>
     </w:r>

--- a/tillsyn/A 42274-2025 tillsynsbegäran.docx
+++ b/tillsyn/A 42274-2025 tillsynsbegäran.docx
@@ -880,7 +880,7 @@
     <w:r>
       <w:tab/>
       <w:tab/>
-      <w:t>2026-08-18</w:t>
+      <w:t>2026-08-19</w:t>
       <w:br/>
       <w:br/>
     </w:r>

--- a/tillsyn/A 42274-2025 tillsynsbegäran.docx
+++ b/tillsyn/A 42274-2025 tillsynsbegäran.docx
@@ -880,7 +880,7 @@
     <w:r>
       <w:tab/>
       <w:tab/>
-      <w:t>2026-08-19</w:t>
+      <w:t>2026-08-20</w:t>
       <w:br/>
       <w:br/>
     </w:r>

--- a/tillsyn/A 42274-2025 tillsynsbegäran.docx
+++ b/tillsyn/A 42274-2025 tillsynsbegäran.docx
@@ -880,7 +880,7 @@
     <w:r>
       <w:tab/>
       <w:tab/>
-      <w:t>2026-08-20</w:t>
+      <w:t>2026-08-21</w:t>
       <w:br/>
       <w:br/>
     </w:r>

--- a/tillsyn/A 42274-2025 tillsynsbegäran.docx
+++ b/tillsyn/A 42274-2025 tillsynsbegäran.docx
@@ -880,7 +880,7 @@
     <w:r>
       <w:tab/>
       <w:tab/>
-      <w:t>2026-08-21</w:t>
+      <w:t>2026-08-22</w:t>
       <w:br/>
       <w:br/>
     </w:r>

--- a/tillsyn/A 42274-2025 tillsynsbegäran.docx
+++ b/tillsyn/A 42274-2025 tillsynsbegäran.docx
@@ -880,7 +880,7 @@
     <w:r>
       <w:tab/>
       <w:tab/>
-      <w:t>2026-08-22</w:t>
+      <w:t>2026-08-23</w:t>
       <w:br/>
       <w:br/>
     </w:r>

--- a/tillsyn/A 42274-2025 tillsynsbegäran.docx
+++ b/tillsyn/A 42274-2025 tillsynsbegäran.docx
@@ -880,7 +880,7 @@
     <w:r>
       <w:tab/>
       <w:tab/>
-      <w:t>2026-08-23</w:t>
+      <w:t>2026-08-24</w:t>
       <w:br/>
       <w:br/>
     </w:r>

--- a/tillsyn/A 42274-2025 tillsynsbegäran.docx
+++ b/tillsyn/A 42274-2025 tillsynsbegäran.docx
@@ -880,7 +880,7 @@
     <w:r>
       <w:tab/>
       <w:tab/>
-      <w:t>2026-08-24</w:t>
+      <w:t>2026-08-25</w:t>
       <w:br/>
       <w:br/>
     </w:r>

--- a/tillsyn/A 42274-2025 tillsynsbegäran.docx
+++ b/tillsyn/A 42274-2025 tillsynsbegäran.docx
@@ -880,7 +880,7 @@
     <w:r>
       <w:tab/>
       <w:tab/>
-      <w:t>2026-08-25</w:t>
+      <w:t>2026-08-26</w:t>
       <w:br/>
       <w:br/>
     </w:r>

--- a/tillsyn/A 42274-2025 tillsynsbegäran.docx
+++ b/tillsyn/A 42274-2025 tillsynsbegäran.docx
@@ -880,7 +880,7 @@
     <w:r>
       <w:tab/>
       <w:tab/>
-      <w:t>2026-08-26</w:t>
+      <w:t>2026-08-27</w:t>
       <w:br/>
       <w:br/>
     </w:r>

--- a/tillsyn/A 42274-2025 tillsynsbegäran.docx
+++ b/tillsyn/A 42274-2025 tillsynsbegäran.docx
@@ -880,7 +880,7 @@
     <w:r>
       <w:tab/>
       <w:tab/>
-      <w:t>2026-08-27</w:t>
+      <w:t>2026-08-28</w:t>
       <w:br/>
       <w:br/>
     </w:r>

--- a/tillsyn/A 42274-2025 tillsynsbegäran.docx
+++ b/tillsyn/A 42274-2025 tillsynsbegäran.docx
@@ -880,7 +880,7 @@
     <w:r>
       <w:tab/>
       <w:tab/>
-      <w:t>2026-08-28</w:t>
+      <w:t>2026-08-29</w:t>
       <w:br/>
       <w:br/>
     </w:r>

--- a/tillsyn/A 42274-2025 tillsynsbegäran.docx
+++ b/tillsyn/A 42274-2025 tillsynsbegäran.docx
@@ -880,7 +880,7 @@
     <w:r>
       <w:tab/>
       <w:tab/>
-      <w:t>2026-08-29</w:t>
+      <w:t>2026-08-31</w:t>
       <w:br/>
       <w:br/>
     </w:r>

--- a/tillsyn/A 42274-2025 tillsynsbegäran.docx
+++ b/tillsyn/A 42274-2025 tillsynsbegäran.docx
@@ -880,7 +880,7 @@
     <w:r>
       <w:tab/>
       <w:tab/>
-      <w:t>2026-08-31</w:t>
+      <w:t>2026-09-01</w:t>
       <w:br/>
       <w:br/>
     </w:r>

--- a/tillsyn/A 42274-2025 tillsynsbegäran.docx
+++ b/tillsyn/A 42274-2025 tillsynsbegäran.docx
@@ -880,7 +880,7 @@
     <w:r>
       <w:tab/>
       <w:tab/>
-      <w:t>2026-09-01</w:t>
+      <w:t>2026-09-02</w:t>
       <w:br/>
       <w:br/>
     </w:r>

--- a/tillsyn/A 42274-2025 tillsynsbegäran.docx
+++ b/tillsyn/A 42274-2025 tillsynsbegäran.docx
@@ -880,7 +880,7 @@
     <w:r>
       <w:tab/>
       <w:tab/>
-      <w:t>2026-09-02</w:t>
+      <w:t>2026-09-03</w:t>
       <w:br/>
       <w:br/>
     </w:r>

--- a/tillsyn/A 42274-2025 tillsynsbegäran.docx
+++ b/tillsyn/A 42274-2025 tillsynsbegäran.docx
@@ -880,7 +880,7 @@
     <w:r>
       <w:tab/>
       <w:tab/>
-      <w:t>2026-09-03</w:t>
+      <w:t>2026-09-04</w:t>
       <w:br/>
       <w:br/>
     </w:r>

--- a/tillsyn/A 42274-2025 tillsynsbegäran.docx
+++ b/tillsyn/A 42274-2025 tillsynsbegäran.docx
@@ -880,7 +880,7 @@
     <w:r>
       <w:tab/>
       <w:tab/>
-      <w:t>2026-09-04</w:t>
+      <w:t>2026-09-05</w:t>
       <w:br/>
       <w:br/>
     </w:r>
